--- a/Project Templates/2. Requirement Analysis/Solution Requirements.docx
+++ b/Project Templates/2. Requirement Analysis/Solution Requirements.docx
@@ -85,7 +85,16 @@
           </w:tcPr>
           <w:p>
             <w:r>
-              <w:t>03 April 2026</w:t>
+              <w:t>31</w:t>
+            </w:r>
+            <w:r>
+              <w:t xml:space="preserve"> </w:t>
+            </w:r>
+            <w:r>
+              <w:t xml:space="preserve">January </w:t>
+            </w:r>
+            <w:r>
+              <w:t>2026</w:t>
             </w:r>
           </w:p>
         </w:tc>
@@ -107,7 +116,7 @@
           </w:tcPr>
           <w:p>
             <w:r>
-              <w:t>Team 1</w:t>
+              <w:t>SWTID-2026-5878</w:t>
             </w:r>
           </w:p>
         </w:tc>
@@ -359,7 +368,6 @@
               </w:rPr>
               <w:t xml:space="preserve">• Automatically generate and populate the </w:t>
             </w:r>
-            <w:proofErr w:type="spellStart"/>
             <w:r>
               <w:rPr>
                 <w:rStyle w:val="HTMLCode"/>
@@ -371,7 +379,6 @@
               </w:rPr>
               <w:t>import_employee</w:t>
             </w:r>
-            <w:proofErr w:type="spellEnd"/>
             <w:r>
               <w:rPr>
                 <w:rFonts w:ascii="Arial" w:hAnsi="Arial" w:cs="Arial"/>
@@ -445,7 +452,6 @@
               </w:rPr>
               <w:t xml:space="preserve">• Create a Transform Map linking </w:t>
             </w:r>
-            <w:proofErr w:type="spellStart"/>
             <w:r>
               <w:rPr>
                 <w:rStyle w:val="HTMLCode"/>
@@ -457,7 +463,6 @@
               </w:rPr>
               <w:t>import_employee</w:t>
             </w:r>
-            <w:proofErr w:type="spellEnd"/>
             <w:r>
               <w:rPr>
                 <w:rFonts w:ascii="Arial" w:hAnsi="Arial" w:cs="Arial"/>
@@ -467,7 +472,6 @@
               </w:rPr>
               <w:t xml:space="preserve"> to the </w:t>
             </w:r>
-            <w:proofErr w:type="spellStart"/>
             <w:r>
               <w:rPr>
                 <w:rStyle w:val="HTMLCode"/>
@@ -479,7 +483,6 @@
               </w:rPr>
               <w:t>sys_user</w:t>
             </w:r>
-            <w:proofErr w:type="spellEnd"/>
             <w:r>
               <w:rPr>
                 <w:rFonts w:ascii="Arial" w:hAnsi="Arial" w:cs="Arial"/>
@@ -519,7 +522,6 @@
               </w:rPr>
               <w:t xml:space="preserve">• Configure Mapping Assist for reference fields (Department, Manager) to find matching </w:t>
             </w:r>
-            <w:proofErr w:type="spellStart"/>
             <w:r>
               <w:rPr>
                 <w:rStyle w:val="HTMLCode"/>
@@ -536,15 +538,7 @@
                 <w:rFonts w:ascii="Arial" w:hAnsi="Arial" w:cs="Arial"/>
                 <w:color w:val="1F1F1F"/>
               </w:rPr>
-              <w:t>s</w:t>
-            </w:r>
-            <w:proofErr w:type="spellEnd"/>
-            <w:r>
-              <w:rPr>
-                <w:rFonts w:ascii="Arial" w:hAnsi="Arial" w:cs="Arial"/>
-                <w:color w:val="1F1F1F"/>
-              </w:rPr>
-              <w:t>.</w:t>
+              <w:t>s.</w:t>
             </w:r>
           </w:p>
         </w:tc>
@@ -621,7 +615,6 @@
               </w:rPr>
               <w:t xml:space="preserve">• Validate successful record insertion and relationship linking in the </w:t>
             </w:r>
-            <w:proofErr w:type="spellStart"/>
             <w:r>
               <w:rPr>
                 <w:rStyle w:val="HTMLCode"/>
@@ -633,7 +626,6 @@
               </w:rPr>
               <w:t>sys_user</w:t>
             </w:r>
-            <w:proofErr w:type="spellEnd"/>
             <w:r>
               <w:rPr>
                 <w:rFonts w:ascii="Arial" w:hAnsi="Arial" w:cs="Arial"/>
@@ -725,9 +717,15 @@
                 <w:szCs w:val="22"/>
                 <w:bdr w:val="none" w:sz="0" w:space="0" w:color="auto" w:frame="1"/>
               </w:rPr>
-              <w:t xml:space="preserve">Assigned </w:t>
-            </w:r>
-            <w:proofErr w:type="spellStart"/>
+              <w:t>Assigned to.department</w:t>
+            </w:r>
+            <w:r>
+              <w:rPr>
+                <w:rFonts w:ascii="Arial" w:hAnsi="Arial" w:cs="Arial"/>
+                <w:color w:val="1F1F1F"/>
+              </w:rPr>
+              <w:t xml:space="preserve">, </w:t>
+            </w:r>
             <w:r>
               <w:rPr>
                 <w:rStyle w:val="HTMLCode"/>
@@ -737,9 +735,8 @@
                 <w:szCs w:val="22"/>
                 <w:bdr w:val="none" w:sz="0" w:space="0" w:color="auto" w:frame="1"/>
               </w:rPr>
-              <w:t>to.department</w:t>
-            </w:r>
-            <w:proofErr w:type="spellEnd"/>
+              <w:t>Assigned to.email</w:t>
+            </w:r>
             <w:r>
               <w:rPr>
                 <w:rFonts w:ascii="Arial" w:hAnsi="Arial" w:cs="Arial"/>
@@ -756,52 +753,8 @@
                 <w:szCs w:val="22"/>
                 <w:bdr w:val="none" w:sz="0" w:space="0" w:color="auto" w:frame="1"/>
               </w:rPr>
-              <w:t xml:space="preserve">Assigned </w:t>
-            </w:r>
-            <w:proofErr w:type="spellStart"/>
-            <w:r>
-              <w:rPr>
-                <w:rStyle w:val="HTMLCode"/>
-                <w:rFonts w:ascii="Arial" w:eastAsia="Calibri" w:hAnsi="Arial" w:cs="Arial"/>
-                <w:color w:val="444746"/>
-                <w:sz w:val="22"/>
-                <w:szCs w:val="22"/>
-                <w:bdr w:val="none" w:sz="0" w:space="0" w:color="auto" w:frame="1"/>
-              </w:rPr>
-              <w:t>to.email</w:t>
-            </w:r>
-            <w:proofErr w:type="spellEnd"/>
-            <w:r>
-              <w:rPr>
-                <w:rFonts w:ascii="Arial" w:hAnsi="Arial" w:cs="Arial"/>
-                <w:color w:val="1F1F1F"/>
-              </w:rPr>
-              <w:t xml:space="preserve">, </w:t>
-            </w:r>
-            <w:r>
-              <w:rPr>
-                <w:rStyle w:val="HTMLCode"/>
-                <w:rFonts w:ascii="Arial" w:eastAsia="Calibri" w:hAnsi="Arial" w:cs="Arial"/>
-                <w:color w:val="444746"/>
-                <w:sz w:val="22"/>
-                <w:szCs w:val="22"/>
-                <w:bdr w:val="none" w:sz="0" w:space="0" w:color="auto" w:frame="1"/>
-              </w:rPr>
-              <w:t xml:space="preserve">Assigned </w:t>
-            </w:r>
-            <w:proofErr w:type="spellStart"/>
-            <w:r>
-              <w:rPr>
-                <w:rStyle w:val="HTMLCode"/>
-                <w:rFonts w:ascii="Arial" w:eastAsia="Calibri" w:hAnsi="Arial" w:cs="Arial"/>
-                <w:color w:val="444746"/>
-                <w:sz w:val="22"/>
-                <w:szCs w:val="22"/>
-                <w:bdr w:val="none" w:sz="0" w:space="0" w:color="auto" w:frame="1"/>
-              </w:rPr>
-              <w:t>to.manager</w:t>
-            </w:r>
-            <w:proofErr w:type="spellEnd"/>
+              <w:t>Assigned to.manager</w:t>
+            </w:r>
             <w:r>
               <w:rPr>
                 <w:rFonts w:ascii="Arial" w:hAnsi="Arial" w:cs="Arial"/>
@@ -2077,7 +2030,6 @@
   <w:style w:type="character" w:default="1" w:styleId="DefaultParagraphFont">
     <w:name w:val="Default Paragraph Font"/>
     <w:uiPriority w:val="1"/>
-    <w:semiHidden/>
     <w:unhideWhenUsed/>
   </w:style>
   <w:style w:type="table" w:default="1" w:styleId="TableNormal">
